--- a/carpeta-referencias/template-paper/conference-template-letter.docx
+++ b/carpeta-referencias/template-paper/conference-template-letter.docx
@@ -1,6 +1,6 @@
 
 <file path=word/document.xml><?xml version="1.0" encoding="utf-8"?>
-<w:document xmlns:cx="http://schemas.microsoft.com/office/drawing/2014/chartex" xmlns:cx1="http://schemas.microsoft.com/office/drawing/2015/9/8/chartex" xmlns:cx2="http://schemas.microsoft.com/office/drawing/2015/10/21/chartex" xmlns:cx3="http://schemas.microsoft.com/office/drawing/2016/5/9/chartex" xmlns:cx4="http://schemas.microsoft.com/office/drawing/2016/5/10/chartex" xmlns:cx5="http://schemas.microsoft.com/office/drawing/2016/5/11/chartex" xmlns:cx6="http://schemas.microsoft.com/office/drawing/2016/5/12/chartex" xmlns:cx7="http://schemas.microsoft.com/office/drawing/2016/5/13/chartex" xmlns:cx8="http://schemas.microsoft.com/office/drawing/2016/5/14/chartex" xmlns:mc="http://schemas.openxmlformats.org/markup-compatibility/2006" xmlns:aink="http://schemas.microsoft.com/office/drawing/2016/ink" xmlns:am3d="http://schemas.microsoft.com/office/drawing/2017/model3d" xmlns:o="urn:schemas-microsoft-com:office:office" xmlns:oel="http://schemas.microsoft.com/office/2019/extlst" xmlns:r="http://purl.oclc.org/ooxml/officeDocument/relationships" xmlns:m="http://purl.oclc.org/ooxml/officeDocument/math" xmlns:v="urn:schemas-microsoft-com:vml" xmlns:wp14="http://schemas.microsoft.com/office/word/2010/wordprocessingDrawing" xmlns:wp="http://purl.oclc.org/ooxml/drawingml/wordprocessingDrawing" xmlns:w10="urn:schemas-microsoft-com:office:word" xmlns:w="http://purl.oclc.org/ooxml/wordprocessingml/main" xmlns:w14="http://schemas.microsoft.com/office/word/2010/wordml" xmlns:w15="http://schemas.microsoft.com/office/word/2012/wordml" xmlns:w16cex="http://schemas.microsoft.com/office/word/2018/wordml/cex" xmlns:w16cid="http://schemas.microsoft.com/office/word/2016/wordml/cid" xmlns:w16="http://schemas.microsoft.com/office/word/2018/wordml" xmlns:w16sdtdh="http://schemas.microsoft.com/office/word/2020/wordml/sdtdatahash" xmlns:w16se="http://schemas.microsoft.com/office/word/2015/wordml/symex" xmlns:wpi="http://schemas.microsoft.com/office/word/2010/wordprocessingInk" xmlns:wne="http://schemas.microsoft.com/office/word/2006/wordml" mc:Ignorable="w14 w15 w16se w16cid w16 w16cex w16sdtdh wne wp14" w:conformance="strict">
+<w:document xmlns:cx="http://schemas.microsoft.com/office/drawing/2014/chartex" xmlns:cx1="http://schemas.microsoft.com/office/drawing/2015/9/8/chartex" xmlns:cx2="http://schemas.microsoft.com/office/drawing/2015/10/21/chartex" xmlns:cx3="http://schemas.microsoft.com/office/drawing/2016/5/9/chartex" xmlns:cx4="http://schemas.microsoft.com/office/drawing/2016/5/10/chartex" xmlns:cx5="http://schemas.microsoft.com/office/drawing/2016/5/11/chartex" xmlns:cx6="http://schemas.microsoft.com/office/drawing/2016/5/12/chartex" xmlns:cx7="http://schemas.microsoft.com/office/drawing/2016/5/13/chartex" xmlns:cx8="http://schemas.microsoft.com/office/drawing/2016/5/14/chartex" xmlns:mc="http://schemas.openxmlformats.org/markup-compatibility/2006" xmlns:m="http://purl.oclc.org/ooxml/officeDocument/math" xmlns:aink="http://schemas.microsoft.com/office/drawing/2016/ink" xmlns:am3d="http://schemas.microsoft.com/office/drawing/2017/model3d" xmlns:oel="http://schemas.microsoft.com/office/2019/extlst" xmlns:r="http://purl.oclc.org/ooxml/officeDocument/relationships" xmlns:wp14="http://schemas.microsoft.com/office/word/2010/wordprocessingDrawing" xmlns:wp="http://purl.oclc.org/ooxml/drawingml/wordprocessingDrawing" xmlns:wpi="http://schemas.microsoft.com/office/word/2010/wordprocessingInk" xmlns:o="urn:schemas-microsoft-com:office:office" xmlns:v="urn:schemas-microsoft-com:vml" xmlns:w10="urn:schemas-microsoft-com:office:word" xmlns:w="http://purl.oclc.org/ooxml/wordprocessingml/main" xmlns:w14="http://schemas.microsoft.com/office/word/2010/wordml" xmlns:w15="http://schemas.microsoft.com/office/word/2012/wordml" xmlns:w16cex="http://schemas.microsoft.com/office/word/2018/wordml/cex" xmlns:w16cid="http://schemas.microsoft.com/office/word/2016/wordml/cid" xmlns:w16="http://schemas.microsoft.com/office/word/2018/wordml" xmlns:w16sdtdh="http://schemas.microsoft.com/office/word/2020/wordml/sdtdatahash" xmlns:w16sdtfl="http://schemas.microsoft.com/office/word/2024/wordml/sdtformatlock" xmlns:w16se="http://schemas.microsoft.com/office/word/2015/wordml/symex" xmlns:w16du="http://schemas.microsoft.com/office/word/2023/wordml/word16du" xmlns:wne="http://schemas.microsoft.com/office/word/2006/wordml" mc:Ignorable="w14 w15 w16se w16cid w16 w16cex w16sdtdh w16sdtfl w16du wne wp14" w:conformance="strict">
   <w:body>
     <w:p>
       <w:pPr>
@@ -1338,7 +1338,7 @@
     </w:p>
     <w:p>
       <w:pPr>
-        <w:pStyle w:val="Heading1"/>
+        <w:pStyle w:val="Ttulo1"/>
       </w:pPr>
       <w:r>
         <w:t>Introduction (</w:t>
@@ -1356,7 +1356,7 @@
     </w:p>
     <w:p>
       <w:pPr>
-        <w:pStyle w:val="BodyText"/>
+        <w:pStyle w:val="Textoindependiente"/>
       </w:pPr>
       <w:r>
         <w:t xml:space="preserve">This template, </w:t>
@@ -1403,7 +1403,7 @@
     </w:p>
     <w:p>
       <w:pPr>
-        <w:pStyle w:val="Heading1"/>
+        <w:pStyle w:val="Ttulo1"/>
       </w:pPr>
       <w:r>
         <w:t>Ease of Use</w:t>
@@ -1411,7 +1411,7 @@
     </w:p>
     <w:p>
       <w:pPr>
-        <w:pStyle w:val="Heading2"/>
+        <w:pStyle w:val="Ttulo2"/>
       </w:pPr>
       <w:r>
         <w:t xml:space="preserve">Selecting a </w:t>
@@ -1425,7 +1425,7 @@
     </w:p>
     <w:p>
       <w:pPr>
-        <w:pStyle w:val="BodyText"/>
+        <w:pStyle w:val="Textoindependiente"/>
       </w:pPr>
       <w:r>
         <w:t>First, confirm that you have the correct template for your paper size. This template has been tailored for output on the US-letter paper size. If you are using A4-sized paper, please close this</w:t>
@@ -1445,12 +1445,12 @@
     </w:p>
     <w:p>
       <w:pPr>
-        <w:pStyle w:val="BodyText"/>
-      </w:pPr>
-    </w:p>
-    <w:p>
-      <w:pPr>
-        <w:pStyle w:val="Heading2"/>
+        <w:pStyle w:val="Textoindependiente"/>
+      </w:pPr>
+    </w:p>
+    <w:p>
+      <w:pPr>
+        <w:pStyle w:val="Ttulo2"/>
       </w:pPr>
       <w:r>
         <w:t>Maintaining the Integrity of the Specifications</w:t>
@@ -1489,7 +1489,7 @@
     </w:p>
     <w:p>
       <w:pPr>
-        <w:pStyle w:val="BodyText"/>
+        <w:pStyle w:val="Textoindependiente"/>
       </w:pPr>
       <w:r>
         <w:t>The template is used to format your paper and style the text. All margins, column widths, line spaces, and text fonts are prescribed; please do not alter them. You may note peculiarities. For example, the head margin in this template measures proportionately more than is customary. This measurement and others are deliberate, using specifications that anticipate your paper as one part of the entire proceedings, and not as an independent document. Please do not revise any of the current designations.</w:t>
@@ -1497,7 +1497,7 @@
     </w:p>
     <w:p>
       <w:pPr>
-        <w:pStyle w:val="Heading1"/>
+        <w:pStyle w:val="Ttulo1"/>
       </w:pPr>
       <w:r>
         <w:t xml:space="preserve">Prepare Your Paper </w:t>
@@ -1511,7 +1511,7 @@
     </w:p>
     <w:p>
       <w:pPr>
-        <w:pStyle w:val="BodyText"/>
+        <w:pStyle w:val="Textoindependiente"/>
         <w:rPr>
           <w:lang w:val="en-US"/>
         </w:rPr>
@@ -1531,7 +1531,7 @@
     </w:p>
     <w:p>
       <w:pPr>
-        <w:pStyle w:val="BodyText"/>
+        <w:pStyle w:val="Textoindependiente"/>
       </w:pPr>
       <w:r>
         <w:t>Keep your text and graphic files separate until after the text has been formatted and styled. Do not use hard tabs, and limit use of hard returns to only one return at the end of a paragraph. Do not add any kind of pagination anywhere in the paper. Do not number text heads-the template will do that for you.</w:t>
@@ -1539,7 +1539,7 @@
     </w:p>
     <w:p>
       <w:pPr>
-        <w:pStyle w:val="Heading2"/>
+        <w:pStyle w:val="Ttulo2"/>
       </w:pPr>
       <w:r>
         <w:t>Abbreviations</w:t>
@@ -1550,23 +1550,15 @@
     </w:p>
     <w:p>
       <w:pPr>
-        <w:pStyle w:val="BodyText"/>
-      </w:pPr>
-      <w:r>
-        <w:t xml:space="preserve">Define abbreviations and acronyms the first time they are used in the text, even after they have been defined in the abstract. Abbreviations such as IEEE, SI, MKS, CGS, </w:t>
-      </w:r>
-      <w:proofErr w:type="spellStart"/>
-      <w:r>
-        <w:t>sc</w:t>
-      </w:r>
-      <w:proofErr w:type="spellEnd"/>
-      <w:r>
-        <w:t>, dc, and rms do not have to be defined. Do not use abbreviations in the title or heads unless they are unavoidable.</w:t>
-      </w:r>
-    </w:p>
-    <w:p>
-      <w:pPr>
-        <w:pStyle w:val="Heading2"/>
+        <w:pStyle w:val="Textoindependiente"/>
+      </w:pPr>
+      <w:r>
+        <w:t>Define abbreviations and acronyms the first time they are used in the text, even after they have been defined in the abstract. Abbreviations such as IEEE, SI, MKS, CGS, sc, dc, and rms do not have to be defined. Do not use abbreviations in the title or heads unless they are unavoidable.</w:t>
+      </w:r>
+    </w:p>
+    <w:p>
+      <w:pPr>
+        <w:pStyle w:val="Ttulo2"/>
       </w:pPr>
       <w:r>
         <w:t>Units</w:t>
@@ -1592,15 +1584,7 @@
       </w:pPr>
       <w:r>
         <w:lastRenderedPageBreak/>
-        <w:t xml:space="preserve">Avoid combining SI and CGS units, such as current in amperes and magnetic field in </w:t>
-      </w:r>
-      <w:proofErr w:type="spellStart"/>
-      <w:r>
-        <w:t>oersteds</w:t>
-      </w:r>
-      <w:proofErr w:type="spellEnd"/>
-      <w:r>
-        <w:t>. This often leads to confusion because equations do not balance dimensionally. If you must use mixed units, clearly state the units for each quantity that you use in an equation.</w:t>
+        <w:t>Avoid combining SI and CGS units, such as current in amperes and magnetic field in oersteds. This often leads to confusion because equations do not balance dimensionally. If you must use mixed units, clearly state the units for each quantity that you use in an equation.</w:t>
       </w:r>
     </w:p>
     <w:p>
@@ -1608,31 +1592,7 @@
         <w:pStyle w:val="bulletlist"/>
       </w:pPr>
       <w:r>
-        <w:t>Do not mix complete spellings and abbreviations of units: “Wb/m2” or “</w:t>
-      </w:r>
-      <w:proofErr w:type="spellStart"/>
-      <w:r>
-        <w:t>webers</w:t>
-      </w:r>
-      <w:proofErr w:type="spellEnd"/>
-      <w:r>
-        <w:t xml:space="preserve"> per square meter”, not “</w:t>
-      </w:r>
-      <w:proofErr w:type="spellStart"/>
-      <w:r>
-        <w:t>webers</w:t>
-      </w:r>
-      <w:proofErr w:type="spellEnd"/>
-      <w:r>
-        <w:t xml:space="preserve">/m2”.  Spell out units when they appear in text: “. . . a few </w:t>
-      </w:r>
-      <w:proofErr w:type="spellStart"/>
-      <w:r>
-        <w:t>henries</w:t>
-      </w:r>
-      <w:proofErr w:type="spellEnd"/>
-      <w:r>
-        <w:t>”, not “. . . a few H”.</w:t>
+        <w:t>Do not mix complete spellings and abbreviations of units: “Wb/m2” or “webers per square meter”, not “webers/m2”.  Spell out units when they appear in text: “. . . a few henries”, not “. . . a few H”.</w:t>
       </w:r>
     </w:p>
     <w:p>
@@ -1658,7 +1618,7 @@
     </w:p>
     <w:p>
       <w:pPr>
-        <w:pStyle w:val="Heading2"/>
+        <w:pStyle w:val="Ttulo2"/>
       </w:pPr>
       <w:r>
         <w:t>Equations</w:t>
@@ -1666,7 +1626,7 @@
     </w:p>
     <w:p>
       <w:pPr>
-        <w:pStyle w:val="BodyText"/>
+        <w:pStyle w:val="Textoindependiente"/>
       </w:pPr>
       <w:r>
         <w:t>The equations are an exception to the prescribed specifications of this template. You will need to determine whether or not your equation should be typed using either the Times New Roman or the Symbol font (please no other font). To create multileveled equations, it may be necessary to treat the equation as a graphic and insert it into the text after your paper is styled.</w:t>
@@ -1674,7 +1634,7 @@
     </w:p>
     <w:p>
       <w:pPr>
-        <w:pStyle w:val="BodyText"/>
+        <w:pStyle w:val="Textoindependiente"/>
         <w:rPr>
           <w:lang w:val="en-US"/>
         </w:rPr>
@@ -1752,7 +1712,7 @@
     </w:p>
     <w:p>
       <w:pPr>
-        <w:pStyle w:val="BodyText"/>
+        <w:pStyle w:val="Textoindependiente"/>
       </w:pPr>
       <w:r>
         <w:t>Note that the equation is centered using a center tab stop. Be sure that the symbols in your equation have been defined before or immediately following the equation. Use “(1)”, not “Eq. (1)” or “equation (1)”, except at the beginning of a sentence: “Equation (1) is . . .”</w:t>
@@ -1760,7 +1720,7 @@
     </w:p>
     <w:p>
       <w:pPr>
-        <w:pStyle w:val="Heading2"/>
+        <w:pStyle w:val="Ttulo2"/>
       </w:pPr>
       <w:r>
         <w:t>Some Common Mistakes</w:t>
@@ -1880,7 +1840,7 @@
     </w:p>
     <w:p>
       <w:pPr>
-        <w:pStyle w:val="BodyText"/>
+        <w:pStyle w:val="Textoindependiente"/>
       </w:pPr>
       <w:r>
         <w:t>An excellent style manual for science writers is [7].</w:t>
@@ -1888,7 +1848,7 @@
     </w:p>
     <w:p>
       <w:pPr>
-        <w:pStyle w:val="Heading1"/>
+        <w:pStyle w:val="Ttulo1"/>
       </w:pPr>
       <w:r>
         <w:t xml:space="preserve">Using the </w:t>
@@ -1899,7 +1859,7 @@
     </w:p>
     <w:p>
       <w:pPr>
-        <w:pStyle w:val="BodyText"/>
+        <w:pStyle w:val="Textoindependiente"/>
       </w:pPr>
       <w:r>
         <w:t>After the text edit has been completed, the paper is ready for the template. Duplicate the template file by using the Save As command, and use the naming convention prescribed by your conference for the name of your paper. In this newly created file, highlight all of the contents and import your prepared text file. You are now ready to style your paper; use the scroll down window on the left of the MS Word Formatting toolbar.</w:t>
@@ -1907,7 +1867,7 @@
     </w:p>
     <w:p>
       <w:pPr>
-        <w:pStyle w:val="Heading2"/>
+        <w:pStyle w:val="Ttulo2"/>
       </w:pPr>
       <w:r>
         <w:t>Authors</w:t>
@@ -1918,7 +1878,7 @@
     </w:p>
     <w:p>
       <w:pPr>
-        <w:pStyle w:val="BodyText"/>
+        <w:pStyle w:val="Textoindependiente"/>
       </w:pPr>
       <w:r>
         <w:rPr>
@@ -2006,7 +1966,7 @@
     </w:p>
     <w:p>
       <w:pPr>
-        <w:pStyle w:val="Heading3"/>
+        <w:pStyle w:val="Ttulo3"/>
       </w:pPr>
       <w:r>
         <w:t xml:space="preserve">For papers with more than six authors: </w:t>
@@ -2020,7 +1980,7 @@
     </w:p>
     <w:p>
       <w:pPr>
-        <w:pStyle w:val="Heading3"/>
+        <w:pStyle w:val="Ttulo3"/>
       </w:pPr>
       <w:r>
         <w:t xml:space="preserve">For </w:t>
@@ -2046,7 +2006,7 @@
     </w:p>
     <w:p>
       <w:pPr>
-        <w:pStyle w:val="Heading4"/>
+        <w:pStyle w:val="Ttulo4"/>
       </w:pPr>
       <w:r>
         <w:t>Selection</w:t>
@@ -2063,7 +2023,7 @@
     </w:p>
     <w:p>
       <w:pPr>
-        <w:pStyle w:val="Heading4"/>
+        <w:pStyle w:val="Ttulo4"/>
       </w:pPr>
       <w:r>
         <w:t>Change number of columns:</w:t>
@@ -2092,7 +2052,7 @@
     </w:p>
     <w:p>
       <w:pPr>
-        <w:pStyle w:val="Heading4"/>
+        <w:pStyle w:val="Ttulo4"/>
         <w:rPr>
           <w:i w:val="0"/>
         </w:rPr>
@@ -2125,7 +2085,7 @@
     </w:p>
     <w:p>
       <w:pPr>
-        <w:pStyle w:val="Heading2"/>
+        <w:pStyle w:val="Ttulo2"/>
       </w:pPr>
       <w:r>
         <w:t>Identify</w:t>
@@ -2136,7 +2096,7 @@
     </w:p>
     <w:p>
       <w:pPr>
-        <w:pStyle w:val="BodyText"/>
+        <w:pStyle w:val="Textoindependiente"/>
       </w:pPr>
       <w:r>
         <w:t>Headings, or heads, are organizational devices that guide the reader through your paper. There are two types: component heads and text heads.</w:t>
@@ -2144,7 +2104,7 @@
     </w:p>
     <w:p>
       <w:pPr>
-        <w:pStyle w:val="BodyText"/>
+        <w:pStyle w:val="Textoindependiente"/>
       </w:pPr>
       <w:r>
         <w:lastRenderedPageBreak/>
@@ -2153,7 +2113,7 @@
     </w:p>
     <w:p>
       <w:pPr>
-        <w:pStyle w:val="BodyText"/>
+        <w:pStyle w:val="Textoindependiente"/>
       </w:pPr>
       <w:r>
         <w:t>Text heads organize the topics on a relational, hierarchical basis. For example, the paper title is the primary text head because all subsequent material relates and elaborates on this one topic. If there are two or more sub-topics, the next level head (uppercase Roman numerals) should be used and, conversely, if there are not at least two sub-topics, then no subheads should be introduced. Styles named “Heading 1”, “Heading 2”, “Heading 3”, and “Heading 4” are prescribed.</w:t>
@@ -2161,7 +2121,7 @@
     </w:p>
     <w:p>
       <w:pPr>
-        <w:pStyle w:val="Heading2"/>
+        <w:pStyle w:val="Ttulo2"/>
       </w:pPr>
       <w:r>
         <w:t>Figures and Tables</w:t>
@@ -2169,7 +2129,10 @@
     </w:p>
     <w:p>
       <w:pPr>
-        <w:pStyle w:val="Heading4"/>
+        <w:pStyle w:val="Ttulo4"/>
+        <w:rPr>
+          <w:i w:val="0"/>
+        </w:rPr>
       </w:pPr>
       <w:r>
         <w:t xml:space="preserve"> </w:t>
@@ -2184,6 +2147,749 @@
         <w:t>Place figures and tables at the top and bottom of columns. Avoid placing them in the middle of columns. Large figures and tables may span across both columns. Figure captions should be below the figures; table heads should appear above the tables. Insert figures and tables after they are cited in the text. Use the abbreviation “Fig. 1”, even at the beginning of a sentence.</w:t>
       </w:r>
     </w:p>
+    <w:p>
+      <w:pPr>
+        <w:pStyle w:val="tablecolhead"/>
+      </w:pPr>
+    </w:p>
+    <w:tbl>
+      <w:tblPr>
+        <w:tblStyle w:val="Tablaconcuadrcula"/>
+        <w:tblW w:w="259.65pt" w:type="dxa"/>
+        <w:tblLayout w:type="fixed"/>
+        <w:tblLook w:firstRow="1" w:lastRow="0" w:firstColumn="1" w:lastColumn="0" w:noHBand="0" w:noVBand="1"/>
+      </w:tblPr>
+      <w:tblGrid>
+        <w:gridCol w:w="617"/>
+        <w:gridCol w:w="938"/>
+        <w:gridCol w:w="702"/>
+        <w:gridCol w:w="869"/>
+        <w:gridCol w:w="620"/>
+        <w:gridCol w:w="688"/>
+        <w:gridCol w:w="759"/>
+      </w:tblGrid>
+      <w:tr>
+        <w:tc>
+          <w:tcPr>
+            <w:tcW w:w="30.85pt" w:type="dxa"/>
+          </w:tcPr>
+          <w:p>
+            <w:pPr>
+              <w:pStyle w:val="tablecolhead"/>
+            </w:pPr>
+            <w:r>
+              <w:t>Mod</w:t>
+            </w:r>
+            <w:r>
+              <w:t>.</w:t>
+            </w:r>
+          </w:p>
+        </w:tc>
+        <w:tc>
+          <w:tcPr>
+            <w:tcW w:w="46.90pt" w:type="dxa"/>
+          </w:tcPr>
+          <w:p>
+            <w:pPr>
+              <w:pStyle w:val="tablecolhead"/>
+            </w:pPr>
+            <w:r>
+              <w:t>Tarea</w:t>
+            </w:r>
+          </w:p>
+        </w:tc>
+        <w:tc>
+          <w:tcPr>
+            <w:tcW w:w="35.10pt" w:type="dxa"/>
+          </w:tcPr>
+          <w:p>
+            <w:pPr>
+              <w:pStyle w:val="tablecolhead"/>
+            </w:pPr>
+            <w:r>
+              <w:t>mAP@0.5</w:t>
+            </w:r>
+          </w:p>
+        </w:tc>
+        <w:tc>
+          <w:tcPr>
+            <w:tcW w:w="43.45pt" w:type="dxa"/>
+          </w:tcPr>
+          <w:p>
+            <w:pPr>
+              <w:pStyle w:val="tablecolhead"/>
+            </w:pPr>
+            <w:r>
+              <w:t>mAP@0.5:0.95</w:t>
+            </w:r>
+          </w:p>
+        </w:tc>
+        <w:tc>
+          <w:tcPr>
+            <w:tcW w:w="31pt" w:type="dxa"/>
+          </w:tcPr>
+          <w:p>
+            <w:pPr>
+              <w:pStyle w:val="tablecolhead"/>
+            </w:pPr>
+            <w:proofErr w:type="spellStart"/>
+            <w:r>
+              <w:t>Prec</w:t>
+            </w:r>
+            <w:proofErr w:type="spellEnd"/>
+            <w:r>
+              <w:t>.</w:t>
+            </w:r>
+          </w:p>
+        </w:tc>
+        <w:tc>
+          <w:tcPr>
+            <w:tcW w:w="34.40pt" w:type="dxa"/>
+          </w:tcPr>
+          <w:p>
+            <w:pPr>
+              <w:pStyle w:val="tablecolhead"/>
+            </w:pPr>
+            <w:proofErr w:type="spellStart"/>
+            <w:r>
+              <w:t>Recall</w:t>
+            </w:r>
+            <w:proofErr w:type="spellEnd"/>
+          </w:p>
+        </w:tc>
+        <w:tc>
+          <w:tcPr>
+            <w:tcW w:w="37.95pt" w:type="dxa"/>
+          </w:tcPr>
+          <w:p>
+            <w:pPr>
+              <w:pStyle w:val="tablecolhead"/>
+            </w:pPr>
+            <w:r>
+              <w:t>Lat</w:t>
+            </w:r>
+            <w:r>
+              <w:t>. (</w:t>
+            </w:r>
+            <w:r>
+              <w:t>ms</w:t>
+            </w:r>
+            <w:r>
+              <w:t>)</w:t>
+            </w:r>
+          </w:p>
+        </w:tc>
+      </w:tr>
+      <w:tr>
+        <w:tc>
+          <w:tcPr>
+            <w:tcW w:w="30.85pt" w:type="dxa"/>
+          </w:tcPr>
+          <w:p>
+            <w:pPr>
+              <w:pStyle w:val="tablecolhead"/>
+              <w:rPr>
+                <w:lang w:val="en-US"/>
+              </w:rPr>
+            </w:pPr>
+            <w:r>
+              <w:rPr>
+                <w:lang w:val="en-US"/>
+              </w:rPr>
+              <w:t>YOLOv8s</w:t>
+            </w:r>
+          </w:p>
+        </w:tc>
+        <w:tc>
+          <w:tcPr>
+            <w:tcW w:w="46.90pt" w:type="dxa"/>
+          </w:tcPr>
+          <w:p>
+            <w:pPr>
+              <w:pStyle w:val="tablecolhead"/>
+              <w:rPr>
+                <w:lang w:val="en-US"/>
+              </w:rPr>
+            </w:pPr>
+            <w:r>
+              <w:rPr>
+                <w:lang w:val="en-US"/>
+              </w:rPr>
+              <w:t>AABB (</w:t>
+            </w:r>
+            <w:proofErr w:type="spellStart"/>
+            <w:r>
+              <w:rPr>
+                <w:lang w:val="en-US"/>
+              </w:rPr>
+              <w:t>caja</w:t>
+            </w:r>
+            <w:proofErr w:type="spellEnd"/>
+            <w:r>
+              <w:rPr>
+                <w:lang w:val="en-US"/>
+              </w:rPr>
+              <w:t>)</w:t>
+            </w:r>
+          </w:p>
+        </w:tc>
+        <w:tc>
+          <w:tcPr>
+            <w:tcW w:w="35.10pt" w:type="dxa"/>
+          </w:tcPr>
+          <w:p>
+            <w:pPr>
+              <w:pStyle w:val="tablecolhead"/>
+              <w:rPr>
+                <w:lang w:val="en-US"/>
+              </w:rPr>
+            </w:pPr>
+            <w:r>
+              <w:rPr>
+                <w:lang w:val="en-US"/>
+              </w:rPr>
+              <w:t>0.822</w:t>
+            </w:r>
+          </w:p>
+        </w:tc>
+        <w:tc>
+          <w:tcPr>
+            <w:tcW w:w="43.45pt" w:type="dxa"/>
+          </w:tcPr>
+          <w:p>
+            <w:pPr>
+              <w:pStyle w:val="tablecolhead"/>
+              <w:rPr>
+                <w:lang w:val="en-US"/>
+              </w:rPr>
+            </w:pPr>
+            <w:r>
+              <w:rPr>
+                <w:lang w:val="en-US"/>
+              </w:rPr>
+              <w:t>0.676</w:t>
+            </w:r>
+          </w:p>
+        </w:tc>
+        <w:tc>
+          <w:tcPr>
+            <w:tcW w:w="31pt" w:type="dxa"/>
+          </w:tcPr>
+          <w:p>
+            <w:pPr>
+              <w:pStyle w:val="tablecolhead"/>
+              <w:rPr>
+                <w:lang w:val="en-US"/>
+              </w:rPr>
+            </w:pPr>
+            <w:r>
+              <w:rPr>
+                <w:lang w:val="en-US"/>
+              </w:rPr>
+              <w:t>0.976</w:t>
+            </w:r>
+          </w:p>
+        </w:tc>
+        <w:tc>
+          <w:tcPr>
+            <w:tcW w:w="34.40pt" w:type="dxa"/>
+          </w:tcPr>
+          <w:p>
+            <w:pPr>
+              <w:pStyle w:val="tablecolhead"/>
+              <w:rPr>
+                <w:lang w:val="en-US"/>
+              </w:rPr>
+            </w:pPr>
+            <w:r>
+              <w:rPr>
+                <w:lang w:val="en-US"/>
+              </w:rPr>
+              <w:t>0.823</w:t>
+            </w:r>
+          </w:p>
+        </w:tc>
+        <w:tc>
+          <w:tcPr>
+            <w:tcW w:w="37.95pt" w:type="dxa"/>
+          </w:tcPr>
+          <w:p>
+            <w:pPr>
+              <w:pStyle w:val="tablecolhead"/>
+              <w:rPr>
+                <w:lang w:val="en-US"/>
+              </w:rPr>
+            </w:pPr>
+            <w:r>
+              <w:rPr>
+                <w:lang w:val="en-US"/>
+              </w:rPr>
+              <w:t>~14</w:t>
+            </w:r>
+          </w:p>
+        </w:tc>
+      </w:tr>
+      <w:tr>
+        <w:tc>
+          <w:tcPr>
+            <w:tcW w:w="30.85pt" w:type="dxa"/>
+          </w:tcPr>
+          <w:p>
+            <w:pPr>
+              <w:pStyle w:val="tablecolhead"/>
+            </w:pPr>
+            <w:r>
+              <w:t>Faster R-CNN</w:t>
+            </w:r>
+          </w:p>
+        </w:tc>
+        <w:tc>
+          <w:tcPr>
+            <w:tcW w:w="46.90pt" w:type="dxa"/>
+          </w:tcPr>
+          <w:p>
+            <w:pPr>
+              <w:pStyle w:val="tablecolhead"/>
+            </w:pPr>
+            <w:r>
+              <w:t>AABB (caja)</w:t>
+            </w:r>
+          </w:p>
+        </w:tc>
+        <w:tc>
+          <w:tcPr>
+            <w:tcW w:w="35.10pt" w:type="dxa"/>
+          </w:tcPr>
+          <w:p>
+            <w:pPr>
+              <w:pStyle w:val="tablecolhead"/>
+            </w:pPr>
+            <w:r>
+              <w:t>0.799</w:t>
+            </w:r>
+          </w:p>
+        </w:tc>
+        <w:tc>
+          <w:tcPr>
+            <w:tcW w:w="43.45pt" w:type="dxa"/>
+          </w:tcPr>
+          <w:p>
+            <w:pPr>
+              <w:pStyle w:val="tablecolhead"/>
+            </w:pPr>
+            <w:r>
+              <w:t>0.603</w:t>
+            </w:r>
+          </w:p>
+        </w:tc>
+        <w:tc>
+          <w:tcPr>
+            <w:tcW w:w="31pt" w:type="dxa"/>
+          </w:tcPr>
+          <w:p>
+            <w:pPr>
+              <w:pStyle w:val="tablecolhead"/>
+            </w:pPr>
+            <w:r>
+              <w:t>0.965</w:t>
+            </w:r>
+          </w:p>
+        </w:tc>
+        <w:tc>
+          <w:tcPr>
+            <w:tcW w:w="34.40pt" w:type="dxa"/>
+          </w:tcPr>
+          <w:p>
+            <w:pPr>
+              <w:pStyle w:val="tablecolhead"/>
+            </w:pPr>
+            <w:r>
+              <w:t>0.791</w:t>
+            </w:r>
+          </w:p>
+        </w:tc>
+        <w:tc>
+          <w:tcPr>
+            <w:tcW w:w="37.95pt" w:type="dxa"/>
+          </w:tcPr>
+          <w:p>
+            <w:pPr>
+              <w:pStyle w:val="tablecolhead"/>
+            </w:pPr>
+            <w:r>
+              <w:t>~119</w:t>
+            </w:r>
+          </w:p>
+        </w:tc>
+      </w:tr>
+      <w:tr>
+        <w:tc>
+          <w:tcPr>
+            <w:tcW w:w="30.85pt" w:type="dxa"/>
+          </w:tcPr>
+          <w:p>
+            <w:pPr>
+              <w:pStyle w:val="tablecolhead"/>
+            </w:pPr>
+            <w:r>
+              <w:t>YOLOv8s-OBB</w:t>
+            </w:r>
+          </w:p>
+        </w:tc>
+        <w:tc>
+          <w:tcPr>
+            <w:tcW w:w="46.90pt" w:type="dxa"/>
+          </w:tcPr>
+          <w:p>
+            <w:pPr>
+              <w:pStyle w:val="tablecolhead"/>
+            </w:pPr>
+            <w:r>
+              <w:t>OBB (caja orientada)</w:t>
+            </w:r>
+          </w:p>
+        </w:tc>
+        <w:tc>
+          <w:tcPr>
+            <w:tcW w:w="35.10pt" w:type="dxa"/>
+          </w:tcPr>
+          <w:p>
+            <w:pPr>
+              <w:pStyle w:val="tablecolhead"/>
+            </w:pPr>
+            <w:r>
+              <w:t>0.728</w:t>
+            </w:r>
+          </w:p>
+        </w:tc>
+        <w:tc>
+          <w:tcPr>
+            <w:tcW w:w="43.45pt" w:type="dxa"/>
+          </w:tcPr>
+          <w:p>
+            <w:pPr>
+              <w:pStyle w:val="tablecolhead"/>
+            </w:pPr>
+            <w:r>
+              <w:t>0.351</w:t>
+            </w:r>
+          </w:p>
+        </w:tc>
+        <w:tc>
+          <w:tcPr>
+            <w:tcW w:w="31pt" w:type="dxa"/>
+          </w:tcPr>
+          <w:p>
+            <w:pPr>
+              <w:pStyle w:val="tablecolhead"/>
+            </w:pPr>
+            <w:r>
+              <w:t>0.759</w:t>
+            </w:r>
+          </w:p>
+        </w:tc>
+        <w:tc>
+          <w:tcPr>
+            <w:tcW w:w="34.40pt" w:type="dxa"/>
+          </w:tcPr>
+          <w:p>
+            <w:pPr>
+              <w:pStyle w:val="tablecolhead"/>
+            </w:pPr>
+            <w:r>
+              <w:t>0.677</w:t>
+            </w:r>
+          </w:p>
+        </w:tc>
+        <w:tc>
+          <w:tcPr>
+            <w:tcW w:w="37.95pt" w:type="dxa"/>
+          </w:tcPr>
+          <w:p>
+            <w:pPr>
+              <w:pStyle w:val="tablecolhead"/>
+            </w:pPr>
+            <w:r>
+              <w:t>~31</w:t>
+            </w:r>
+          </w:p>
+        </w:tc>
+      </w:tr>
+      <w:tr>
+        <w:tc>
+          <w:tcPr>
+            <w:tcW w:w="30.85pt" w:type="dxa"/>
+          </w:tcPr>
+          <w:p>
+            <w:pPr>
+              <w:pStyle w:val="tablecolhead"/>
+            </w:pPr>
+            <w:r>
+              <w:t>YOLO26s-OBB</w:t>
+            </w:r>
+          </w:p>
+        </w:tc>
+        <w:tc>
+          <w:tcPr>
+            <w:tcW w:w="46.90pt" w:type="dxa"/>
+          </w:tcPr>
+          <w:p>
+            <w:pPr>
+              <w:pStyle w:val="tablecolhead"/>
+            </w:pPr>
+            <w:r>
+              <w:t>OBB (caja orientada)</w:t>
+            </w:r>
+          </w:p>
+        </w:tc>
+        <w:tc>
+          <w:tcPr>
+            <w:tcW w:w="35.10pt" w:type="dxa"/>
+          </w:tcPr>
+          <w:p>
+            <w:pPr>
+              <w:pStyle w:val="tablecolhead"/>
+            </w:pPr>
+            <w:r>
+              <w:t>0.848</w:t>
+            </w:r>
+          </w:p>
+        </w:tc>
+        <w:tc>
+          <w:tcPr>
+            <w:tcW w:w="43.45pt" w:type="dxa"/>
+          </w:tcPr>
+          <w:p>
+            <w:pPr>
+              <w:pStyle w:val="tablecolhead"/>
+            </w:pPr>
+            <w:r>
+              <w:t>0.532</w:t>
+            </w:r>
+          </w:p>
+        </w:tc>
+        <w:tc>
+          <w:tcPr>
+            <w:tcW w:w="31pt" w:type="dxa"/>
+          </w:tcPr>
+          <w:p>
+            <w:pPr>
+              <w:pStyle w:val="tablecolhead"/>
+            </w:pPr>
+            <w:r>
+              <w:t>0.835</w:t>
+            </w:r>
+          </w:p>
+        </w:tc>
+        <w:tc>
+          <w:tcPr>
+            <w:tcW w:w="34.40pt" w:type="dxa"/>
+          </w:tcPr>
+          <w:p>
+            <w:pPr>
+              <w:pStyle w:val="tablecolhead"/>
+            </w:pPr>
+            <w:r>
+              <w:t>0.761</w:t>
+            </w:r>
+          </w:p>
+        </w:tc>
+        <w:tc>
+          <w:tcPr>
+            <w:tcW w:w="37.95pt" w:type="dxa"/>
+          </w:tcPr>
+          <w:p>
+            <w:pPr>
+              <w:pStyle w:val="tablecolhead"/>
+            </w:pPr>
+            <w:r>
+              <w:t>~18</w:t>
+            </w:r>
+          </w:p>
+        </w:tc>
+      </w:tr>
+      <w:tr>
+        <w:tc>
+          <w:tcPr>
+            <w:tcW w:w="30.85pt" w:type="dxa"/>
+          </w:tcPr>
+          <w:p>
+            <w:pPr>
+              <w:pStyle w:val="tablecolhead"/>
+            </w:pPr>
+            <w:r>
+              <w:t>YOLO26s-seg</w:t>
+            </w:r>
+          </w:p>
+        </w:tc>
+        <w:tc>
+          <w:tcPr>
+            <w:tcW w:w="46.90pt" w:type="dxa"/>
+          </w:tcPr>
+          <w:p>
+            <w:pPr>
+              <w:pStyle w:val="tablecolhead"/>
+            </w:pPr>
+            <w:r>
+              <w:t>Máscara</w:t>
+            </w:r>
+          </w:p>
+        </w:tc>
+        <w:tc>
+          <w:tcPr>
+            <w:tcW w:w="35.10pt" w:type="dxa"/>
+          </w:tcPr>
+          <w:p>
+            <w:pPr>
+              <w:pStyle w:val="tablecolhead"/>
+            </w:pPr>
+            <w:r>
+              <w:t>0.780</w:t>
+            </w:r>
+          </w:p>
+        </w:tc>
+        <w:tc>
+          <w:tcPr>
+            <w:tcW w:w="43.45pt" w:type="dxa"/>
+          </w:tcPr>
+          <w:p>
+            <w:pPr>
+              <w:pStyle w:val="tablecolhead"/>
+            </w:pPr>
+            <w:r>
+              <w:t>0.562</w:t>
+            </w:r>
+          </w:p>
+        </w:tc>
+        <w:tc>
+          <w:tcPr>
+            <w:tcW w:w="31pt" w:type="dxa"/>
+          </w:tcPr>
+          <w:p>
+            <w:pPr>
+              <w:pStyle w:val="tablecolhead"/>
+            </w:pPr>
+          </w:p>
+        </w:tc>
+        <w:tc>
+          <w:tcPr>
+            <w:tcW w:w="34.40pt" w:type="dxa"/>
+          </w:tcPr>
+          <w:p>
+            <w:pPr>
+              <w:pStyle w:val="tablecolhead"/>
+            </w:pPr>
+          </w:p>
+        </w:tc>
+        <w:tc>
+          <w:tcPr>
+            <w:tcW w:w="37.95pt" w:type="dxa"/>
+          </w:tcPr>
+          <w:p>
+            <w:pPr>
+              <w:pStyle w:val="tablecolhead"/>
+            </w:pPr>
+            <w:r>
+              <w:t>~26</w:t>
+            </w:r>
+          </w:p>
+        </w:tc>
+      </w:tr>
+      <w:tr>
+        <w:tc>
+          <w:tcPr>
+            <w:tcW w:w="30.85pt" w:type="dxa"/>
+          </w:tcPr>
+          <w:p>
+            <w:pPr>
+              <w:pStyle w:val="tablecolhead"/>
+            </w:pPr>
+            <w:r>
+              <w:t>Mask R-CNN</w:t>
+            </w:r>
+          </w:p>
+        </w:tc>
+        <w:tc>
+          <w:tcPr>
+            <w:tcW w:w="46.90pt" w:type="dxa"/>
+          </w:tcPr>
+          <w:p>
+            <w:pPr>
+              <w:pStyle w:val="tablecolhead"/>
+            </w:pPr>
+            <w:r>
+              <w:t>Máscara</w:t>
+            </w:r>
+          </w:p>
+        </w:tc>
+        <w:tc>
+          <w:tcPr>
+            <w:tcW w:w="35.10pt" w:type="dxa"/>
+          </w:tcPr>
+          <w:p>
+            <w:pPr>
+              <w:pStyle w:val="tablecolhead"/>
+            </w:pPr>
+            <w:r>
+              <w:t>0.785</w:t>
+            </w:r>
+          </w:p>
+        </w:tc>
+        <w:tc>
+          <w:tcPr>
+            <w:tcW w:w="43.45pt" w:type="dxa"/>
+          </w:tcPr>
+          <w:p>
+            <w:pPr>
+              <w:pStyle w:val="tablecolhead"/>
+            </w:pPr>
+            <w:r>
+              <w:t>0.507</w:t>
+            </w:r>
+          </w:p>
+        </w:tc>
+        <w:tc>
+          <w:tcPr>
+            <w:tcW w:w="31pt" w:type="dxa"/>
+          </w:tcPr>
+          <w:p>
+            <w:pPr>
+              <w:pStyle w:val="tablecolhead"/>
+            </w:pPr>
+            <w:r>
+              <w:t>0.785</w:t>
+            </w:r>
+          </w:p>
+        </w:tc>
+        <w:tc>
+          <w:tcPr>
+            <w:tcW w:w="34.40pt" w:type="dxa"/>
+          </w:tcPr>
+          <w:p>
+            <w:pPr>
+              <w:pStyle w:val="tablecolhead"/>
+            </w:pPr>
+            <w:r>
+              <w:t>0.834</w:t>
+            </w:r>
+          </w:p>
+        </w:tc>
+        <w:tc>
+          <w:tcPr>
+            <w:tcW w:w="37.95pt" w:type="dxa"/>
+          </w:tcPr>
+          <w:p>
+            <w:pPr>
+              <w:pStyle w:val="tablecolhead"/>
+            </w:pPr>
+            <w:r>
+              <w:t>~117</w:t>
+            </w:r>
+          </w:p>
+        </w:tc>
+      </w:tr>
+    </w:tbl>
+    <w:p/>
     <w:p>
       <w:pPr>
         <w:pStyle w:val="tablehead"/>
@@ -2450,7 +3156,7 @@
                     <wne:txbxContent>
                       <w:p>
                         <w:pPr>
-                          <w:pStyle w:val="BodyText"/>
+                          <w:pStyle w:val="Textoindependiente"/>
                         </w:pPr>
                         <w:r>
                           <w:t>We suggest that you use a text box to insert a graphic (which is ideally a 300 dpi TIFF or EPS file, with all fonts embedded) because, in an MSW document, this method is somewhat more stable than directly inserting a picture.</w:t>
@@ -2458,7 +3164,7 @@
                       </w:p>
                       <w:p>
                         <w:pPr>
-                          <w:pStyle w:val="BodyText"/>
+                          <w:pStyle w:val="Textoindependiente"/>
                         </w:pPr>
                         <w:r>
                           <w:t>To have non-visible rules on your frame, use the MSWord “Format” pull-down menu, select Text Box &gt; Colors and Lines to choose No Fill and No Line.</w:t>
@@ -2550,7 +3256,7 @@
     </w:p>
     <w:p>
       <w:pPr>
-        <w:pStyle w:val="BodyText"/>
+        <w:pStyle w:val="Textoindependiente"/>
       </w:pPr>
       <w:r>
         <w:t>Figure Labels: Use 8 point Times New Roman for Figure labels. Use words rather than symbols or abbreviations when writing Figure axis labels to avoid confusing the reader. As an example, write the quantity “Magnetization”, or “Magnetization, M”, not just “M”. If including units in the label, present them within parentheses. Do not label axes only with units. In the example, write “Magnetization (A/m)” or “Magnetization {A[m(1)]}”, not just “A/m”. Do not label axes</w:t>
@@ -2564,7 +3270,7 @@
     </w:p>
     <w:p>
       <w:pPr>
-        <w:pStyle w:val="Heading5"/>
+        <w:pStyle w:val="Ttulo5"/>
       </w:pPr>
       <w:r>
         <w:t>Acknowledgment</w:t>
@@ -2597,18 +3303,14 @@
     </w:p>
     <w:p>
       <w:pPr>
-        <w:pStyle w:val="BodyText"/>
+        <w:pStyle w:val="Textoindependiente"/>
       </w:pPr>
       <w:r>
         <w:t>The preferred spelling of the word “acknowledgment” in America is without an “e” after the “g</w:t>
       </w:r>
       <w:r>
-        <w:t xml:space="preserve">”. Avoid the stilted </w:t>
-      </w:r>
-      <w:r>
-        <w:t>expression “</w:t>
-      </w:r>
-      <w:proofErr w:type="spellStart"/>
+        <w:t>”. Avoid the stilted expression “</w:t>
+      </w:r>
       <w:r>
         <w:rPr>
           <w:lang w:val="en-US"/>
@@ -2616,11 +3318,7 @@
         <w:t>o</w:t>
       </w:r>
       <w:r>
-        <w:t>ne</w:t>
-      </w:r>
-      <w:proofErr w:type="spellEnd"/>
-      <w:r>
-        <w:t xml:space="preserve"> of us (R. B. G.) thanks </w:t>
+        <w:t xml:space="preserve">ne of us (R. B. G.) thanks </w:t>
       </w:r>
       <w:r>
         <w:t>...</w:t>
@@ -2661,7 +3359,7 @@
     </w:p>
     <w:p>
       <w:pPr>
-        <w:pStyle w:val="Heading5"/>
+        <w:pStyle w:val="Ttulo5"/>
       </w:pPr>
       <w:r>
         <w:t>References</w:t>
@@ -2669,7 +3367,7 @@
     </w:p>
     <w:p>
       <w:pPr>
-        <w:pStyle w:val="BodyText"/>
+        <w:pStyle w:val="Textoindependiente"/>
       </w:pPr>
       <w:r>
         <w:t>The template will number citations consecutively within brackets [1]. The sentence punctuation follows the bracket [2]. Refer simply to the reference number, as in [3]—do not use “Ref. [3]” or “reference [3]” except at the beginning of a sentence: “Reference [3] was the first</w:t>
@@ -2689,7 +3387,7 @@
     </w:p>
     <w:p>
       <w:pPr>
-        <w:pStyle w:val="BodyText"/>
+        <w:pStyle w:val="Textoindependiente"/>
       </w:pPr>
       <w:r>
         <w:t>Number footnotes separately in superscripts. Place the actual footnote at the bottom of the column in which it was cited. Do not put footnotes in the</w:t>
@@ -2706,7 +3404,7 @@
     </w:p>
     <w:p>
       <w:pPr>
-        <w:pStyle w:val="BodyText"/>
+        <w:pStyle w:val="Textoindependiente"/>
       </w:pPr>
       <w:r>
         <w:t>Unless there are six au</w:t>
@@ -2726,7 +3424,7 @@
     </w:p>
     <w:p>
       <w:pPr>
-        <w:pStyle w:val="BodyText"/>
+        <w:pStyle w:val="Textoindependiente"/>
       </w:pPr>
       <w:r>
         <w:t xml:space="preserve">For </w:t>
@@ -2779,6 +3477,7 @@
         <w:ind w:start="17.70pt" w:hanging="17.70pt"/>
       </w:pPr>
       <w:r>
+        <w:lastRenderedPageBreak/>
         <w:t>K. Elissa, “Title of paper if known,” unpublished.</w:t>
       </w:r>
     </w:p>
@@ -2839,13 +3538,7 @@
         <w:t>“</w:t>
       </w:r>
       <w:r>
-        <w:t>Adaptive control for singularly perturbed</w:t>
-      </w:r>
-      <w:r>
-        <w:t xml:space="preserve"> </w:t>
-      </w:r>
-      <w:r>
-        <w:t>systems examples,</w:t>
+        <w:t>Adaptive control for singularly perturbed systems examples,</w:t>
       </w:r>
       <w:r>
         <w:rPr>
@@ -2854,10 +3547,7 @@
         <w:t>”</w:t>
       </w:r>
       <w:r>
-        <w:t xml:space="preserve"> Code Ocean, Aug. 2023. [Online]. Available:</w:t>
-      </w:r>
-      <w:r>
-        <w:t xml:space="preserve"> </w:t>
+        <w:t xml:space="preserve"> Code Ocean, Aug. 2023. [Online]. Available: </w:t>
       </w:r>
       <w:hyperlink r:id="rId9" w:history="1">
         <w:r>
@@ -2896,20 +3586,11 @@
         <w:t>”</w:t>
       </w:r>
       <w:r>
-        <w:t xml:space="preserve"> 2013,</w:t>
-      </w:r>
-      <w:r>
-        <w:t xml:space="preserve"> </w:t>
-      </w:r>
-      <w:r>
-        <w:t xml:space="preserve">arXiv:1312.6114. [Online]. Available: </w:t>
+        <w:t xml:space="preserve"> 2013, arXiv:1312.6114. [Online]. Available: </w:t>
       </w:r>
       <w:hyperlink r:id="rId10" w:history="1">
         <w:r>
-          <w:t>h</w:t>
-        </w:r>
-        <w:r>
-          <w:t>ttps://arxiv.org/abs/1312.6114</w:t>
+          <w:t>https://arxiv.org/abs/1312.6114</w:t>
         </w:r>
       </w:hyperlink>
     </w:p>
@@ -2941,13 +3622,7 @@
         <w:t>”</w:t>
       </w:r>
       <w:r>
-        <w:t xml:space="preserve"> 2023, gitHub repository.</w:t>
-      </w:r>
-      <w:r>
-        <w:t xml:space="preserve"> </w:t>
-      </w:r>
-      <w:r>
-        <w:t xml:space="preserve">[Online]. Available: </w:t>
+        <w:t xml:space="preserve"> 2023, gitHub repository. [Online]. Available: </w:t>
       </w:r>
       <w:r>
         <w:t xml:space="preserve">https://github.com/liustone99/Wi-Fi-Energy-Detection-Testbed-12MTC </w:t>
@@ -2987,13 +3662,7 @@
         <w:t xml:space="preserve"> </w:t>
       </w:r>
       <w:r>
-        <w:t>Abuse and Mental Health Services Administration, Office of Applied</w:t>
-      </w:r>
-      <w:r>
-        <w:t xml:space="preserve"> </w:t>
-      </w:r>
-      <w:r>
-        <w:t>Studies, August, 2013, DOI:10.3886/ICPSR30122.v2</w:t>
+        <w:t>Abuse and Mental Health Services Administration, Office of Applied Studies, August, 2013, DOI:10.3886/ICPSR30122.v2</w:t>
       </w:r>
     </w:p>
     <w:p>
@@ -3082,7 +3751,7 @@
 </file>
 
 <file path=word/endnotes.xml><?xml version="1.0" encoding="utf-8"?>
-<w:endnotes xmlns:cx="http://schemas.microsoft.com/office/drawing/2014/chartex" xmlns:cx1="http://schemas.microsoft.com/office/drawing/2015/9/8/chartex" xmlns:cx2="http://schemas.microsoft.com/office/drawing/2015/10/21/chartex" xmlns:cx3="http://schemas.microsoft.com/office/drawing/2016/5/9/chartex" xmlns:cx4="http://schemas.microsoft.com/office/drawing/2016/5/10/chartex" xmlns:cx5="http://schemas.microsoft.com/office/drawing/2016/5/11/chartex" xmlns:cx6="http://schemas.microsoft.com/office/drawing/2016/5/12/chartex" xmlns:cx7="http://schemas.microsoft.com/office/drawing/2016/5/13/chartex" xmlns:cx8="http://schemas.microsoft.com/office/drawing/2016/5/14/chartex" xmlns:mc="http://schemas.openxmlformats.org/markup-compatibility/2006" xmlns:aink="http://schemas.microsoft.com/office/drawing/2016/ink" xmlns:am3d="http://schemas.microsoft.com/office/drawing/2017/model3d" xmlns:o="urn:schemas-microsoft-com:office:office" xmlns:oel="http://schemas.microsoft.com/office/2019/extlst" xmlns:r="http://purl.oclc.org/ooxml/officeDocument/relationships" xmlns:m="http://purl.oclc.org/ooxml/officeDocument/math" xmlns:v="urn:schemas-microsoft-com:vml" xmlns:wp14="http://schemas.microsoft.com/office/word/2010/wordprocessingDrawing" xmlns:wp="http://purl.oclc.org/ooxml/drawingml/wordprocessingDrawing" xmlns:w10="urn:schemas-microsoft-com:office:word" xmlns:w="http://purl.oclc.org/ooxml/wordprocessingml/main" xmlns:w14="http://schemas.microsoft.com/office/word/2010/wordml" xmlns:w15="http://schemas.microsoft.com/office/word/2012/wordml" xmlns:w16cex="http://schemas.microsoft.com/office/word/2018/wordml/cex" xmlns:w16cid="http://schemas.microsoft.com/office/word/2016/wordml/cid" xmlns:w16="http://schemas.microsoft.com/office/word/2018/wordml" xmlns:w16sdtdh="http://schemas.microsoft.com/office/word/2020/wordml/sdtdatahash" xmlns:w16se="http://schemas.microsoft.com/office/word/2015/wordml/symex" xmlns:wpi="http://schemas.microsoft.com/office/word/2010/wordprocessingInk" xmlns:wne="http://schemas.microsoft.com/office/word/2006/wordml" mc:Ignorable="w14 w15 w16se w16cid w16 w16cex w16sdtdh wne wp14">
+<w:endnotes xmlns:cx="http://schemas.microsoft.com/office/drawing/2014/chartex" xmlns:cx1="http://schemas.microsoft.com/office/drawing/2015/9/8/chartex" xmlns:cx2="http://schemas.microsoft.com/office/drawing/2015/10/21/chartex" xmlns:cx3="http://schemas.microsoft.com/office/drawing/2016/5/9/chartex" xmlns:cx4="http://schemas.microsoft.com/office/drawing/2016/5/10/chartex" xmlns:cx5="http://schemas.microsoft.com/office/drawing/2016/5/11/chartex" xmlns:cx6="http://schemas.microsoft.com/office/drawing/2016/5/12/chartex" xmlns:cx7="http://schemas.microsoft.com/office/drawing/2016/5/13/chartex" xmlns:cx8="http://schemas.microsoft.com/office/drawing/2016/5/14/chartex" xmlns:mc="http://schemas.openxmlformats.org/markup-compatibility/2006" xmlns:m="http://purl.oclc.org/ooxml/officeDocument/math" xmlns:aink="http://schemas.microsoft.com/office/drawing/2016/ink" xmlns:am3d="http://schemas.microsoft.com/office/drawing/2017/model3d" xmlns:oel="http://schemas.microsoft.com/office/2019/extlst" xmlns:r="http://purl.oclc.org/ooxml/officeDocument/relationships" xmlns:wp14="http://schemas.microsoft.com/office/word/2010/wordprocessingDrawing" xmlns:wp="http://purl.oclc.org/ooxml/drawingml/wordprocessingDrawing" xmlns:wpi="http://schemas.microsoft.com/office/word/2010/wordprocessingInk" xmlns:o="urn:schemas-microsoft-com:office:office" xmlns:v="urn:schemas-microsoft-com:vml" xmlns:w10="urn:schemas-microsoft-com:office:word" xmlns:w="http://purl.oclc.org/ooxml/wordprocessingml/main" xmlns:w14="http://schemas.microsoft.com/office/word/2010/wordml" xmlns:w15="http://schemas.microsoft.com/office/word/2012/wordml" xmlns:w16cex="http://schemas.microsoft.com/office/word/2018/wordml/cex" xmlns:w16cid="http://schemas.microsoft.com/office/word/2016/wordml/cid" xmlns:w16="http://schemas.microsoft.com/office/word/2018/wordml" xmlns:w16sdtdh="http://schemas.microsoft.com/office/word/2020/wordml/sdtdatahash" xmlns:w16sdtfl="http://schemas.microsoft.com/office/word/2024/wordml/sdtformatlock" xmlns:w16se="http://schemas.microsoft.com/office/word/2015/wordml/symex" xmlns:w16du="http://schemas.microsoft.com/office/word/2023/wordml/word16du" xmlns:wne="http://schemas.microsoft.com/office/word/2006/wordml" mc:Ignorable="w14 w15 w16se w16cid w16 w16cex w16sdtdh w16sdtfl w16du wne wp14">
   <w:endnote w:type="separator" w:id="-1">
     <w:p>
       <w:r>
@@ -3101,10 +3770,10 @@
 </file>
 
 <file path=word/footer1.xml><?xml version="1.0" encoding="utf-8"?>
-<w:ftr xmlns:cx="http://schemas.microsoft.com/office/drawing/2014/chartex" xmlns:cx1="http://schemas.microsoft.com/office/drawing/2015/9/8/chartex" xmlns:cx2="http://schemas.microsoft.com/office/drawing/2015/10/21/chartex" xmlns:cx3="http://schemas.microsoft.com/office/drawing/2016/5/9/chartex" xmlns:cx4="http://schemas.microsoft.com/office/drawing/2016/5/10/chartex" xmlns:cx5="http://schemas.microsoft.com/office/drawing/2016/5/11/chartex" xmlns:cx6="http://schemas.microsoft.com/office/drawing/2016/5/12/chartex" xmlns:cx7="http://schemas.microsoft.com/office/drawing/2016/5/13/chartex" xmlns:cx8="http://schemas.microsoft.com/office/drawing/2016/5/14/chartex" xmlns:mc="http://schemas.openxmlformats.org/markup-compatibility/2006" xmlns:aink="http://schemas.microsoft.com/office/drawing/2016/ink" xmlns:am3d="http://schemas.microsoft.com/office/drawing/2017/model3d" xmlns:o="urn:schemas-microsoft-com:office:office" xmlns:oel="http://schemas.microsoft.com/office/2019/extlst" xmlns:r="http://purl.oclc.org/ooxml/officeDocument/relationships" xmlns:m="http://purl.oclc.org/ooxml/officeDocument/math" xmlns:v="urn:schemas-microsoft-com:vml" xmlns:wp14="http://schemas.microsoft.com/office/word/2010/wordprocessingDrawing" xmlns:wp="http://purl.oclc.org/ooxml/drawingml/wordprocessingDrawing" xmlns:w10="urn:schemas-microsoft-com:office:word" xmlns:w="http://purl.oclc.org/ooxml/wordprocessingml/main" xmlns:w14="http://schemas.microsoft.com/office/word/2010/wordml" xmlns:w15="http://schemas.microsoft.com/office/word/2012/wordml" xmlns:w16cex="http://schemas.microsoft.com/office/word/2018/wordml/cex" xmlns:w16cid="http://schemas.microsoft.com/office/word/2016/wordml/cid" xmlns:w16="http://schemas.microsoft.com/office/word/2018/wordml" xmlns:w16sdtdh="http://schemas.microsoft.com/office/word/2020/wordml/sdtdatahash" xmlns:w16se="http://schemas.microsoft.com/office/word/2015/wordml/symex" xmlns:wpi="http://schemas.microsoft.com/office/word/2010/wordprocessingInk" xmlns:wne="http://schemas.microsoft.com/office/word/2006/wordml" mc:Ignorable="w14 w15 w16se w16cid w16 w16cex w16sdtdh wne wp14">
+<w:ftr xmlns:cx="http://schemas.microsoft.com/office/drawing/2014/chartex" xmlns:cx1="http://schemas.microsoft.com/office/drawing/2015/9/8/chartex" xmlns:cx2="http://schemas.microsoft.com/office/drawing/2015/10/21/chartex" xmlns:cx3="http://schemas.microsoft.com/office/drawing/2016/5/9/chartex" xmlns:cx4="http://schemas.microsoft.com/office/drawing/2016/5/10/chartex" xmlns:cx5="http://schemas.microsoft.com/office/drawing/2016/5/11/chartex" xmlns:cx6="http://schemas.microsoft.com/office/drawing/2016/5/12/chartex" xmlns:cx7="http://schemas.microsoft.com/office/drawing/2016/5/13/chartex" xmlns:cx8="http://schemas.microsoft.com/office/drawing/2016/5/14/chartex" xmlns:mc="http://schemas.openxmlformats.org/markup-compatibility/2006" xmlns:m="http://purl.oclc.org/ooxml/officeDocument/math" xmlns:aink="http://schemas.microsoft.com/office/drawing/2016/ink" xmlns:am3d="http://schemas.microsoft.com/office/drawing/2017/model3d" xmlns:oel="http://schemas.microsoft.com/office/2019/extlst" xmlns:r="http://purl.oclc.org/ooxml/officeDocument/relationships" xmlns:wp14="http://schemas.microsoft.com/office/word/2010/wordprocessingDrawing" xmlns:wp="http://purl.oclc.org/ooxml/drawingml/wordprocessingDrawing" xmlns:wpi="http://schemas.microsoft.com/office/word/2010/wordprocessingInk" xmlns:o="urn:schemas-microsoft-com:office:office" xmlns:v="urn:schemas-microsoft-com:vml" xmlns:w10="urn:schemas-microsoft-com:office:word" xmlns:w="http://purl.oclc.org/ooxml/wordprocessingml/main" xmlns:w14="http://schemas.microsoft.com/office/word/2010/wordml" xmlns:w15="http://schemas.microsoft.com/office/word/2012/wordml" xmlns:w16cex="http://schemas.microsoft.com/office/word/2018/wordml/cex" xmlns:w16cid="http://schemas.microsoft.com/office/word/2016/wordml/cid" xmlns:w16="http://schemas.microsoft.com/office/word/2018/wordml" xmlns:w16sdtdh="http://schemas.microsoft.com/office/word/2020/wordml/sdtdatahash" xmlns:w16sdtfl="http://schemas.microsoft.com/office/word/2024/wordml/sdtformatlock" xmlns:w16se="http://schemas.microsoft.com/office/word/2015/wordml/symex" xmlns:w16du="http://schemas.microsoft.com/office/word/2023/wordml/word16du" xmlns:wne="http://schemas.microsoft.com/office/word/2006/wordml" mc:Ignorable="w14 w15 w16se w16cid w16 w16cex w16sdtdh w16sdtfl w16du wne wp14">
   <w:p>
     <w:pPr>
-      <w:pStyle w:val="Footer"/>
+      <w:pStyle w:val="Piedepgina"/>
       <w:jc w:val="start"/>
       <w:rPr>
         <w:sz w:val="16"/>
@@ -3123,7 +3792,7 @@
 </file>
 
 <file path=word/footnotes.xml><?xml version="1.0" encoding="utf-8"?>
-<w:footnotes xmlns:cx="http://schemas.microsoft.com/office/drawing/2014/chartex" xmlns:cx1="http://schemas.microsoft.com/office/drawing/2015/9/8/chartex" xmlns:cx2="http://schemas.microsoft.com/office/drawing/2015/10/21/chartex" xmlns:cx3="http://schemas.microsoft.com/office/drawing/2016/5/9/chartex" xmlns:cx4="http://schemas.microsoft.com/office/drawing/2016/5/10/chartex" xmlns:cx5="http://schemas.microsoft.com/office/drawing/2016/5/11/chartex" xmlns:cx6="http://schemas.microsoft.com/office/drawing/2016/5/12/chartex" xmlns:cx7="http://schemas.microsoft.com/office/drawing/2016/5/13/chartex" xmlns:cx8="http://schemas.microsoft.com/office/drawing/2016/5/14/chartex" xmlns:mc="http://schemas.openxmlformats.org/markup-compatibility/2006" xmlns:aink="http://schemas.microsoft.com/office/drawing/2016/ink" xmlns:am3d="http://schemas.microsoft.com/office/drawing/2017/model3d" xmlns:o="urn:schemas-microsoft-com:office:office" xmlns:oel="http://schemas.microsoft.com/office/2019/extlst" xmlns:r="http://purl.oclc.org/ooxml/officeDocument/relationships" xmlns:m="http://purl.oclc.org/ooxml/officeDocument/math" xmlns:v="urn:schemas-microsoft-com:vml" xmlns:wp14="http://schemas.microsoft.com/office/word/2010/wordprocessingDrawing" xmlns:wp="http://purl.oclc.org/ooxml/drawingml/wordprocessingDrawing" xmlns:w10="urn:schemas-microsoft-com:office:word" xmlns:w="http://purl.oclc.org/ooxml/wordprocessingml/main" xmlns:w14="http://schemas.microsoft.com/office/word/2010/wordml" xmlns:w15="http://schemas.microsoft.com/office/word/2012/wordml" xmlns:w16cex="http://schemas.microsoft.com/office/word/2018/wordml/cex" xmlns:w16cid="http://schemas.microsoft.com/office/word/2016/wordml/cid" xmlns:w16="http://schemas.microsoft.com/office/word/2018/wordml" xmlns:w16sdtdh="http://schemas.microsoft.com/office/word/2020/wordml/sdtdatahash" xmlns:w16se="http://schemas.microsoft.com/office/word/2015/wordml/symex" xmlns:wpi="http://schemas.microsoft.com/office/word/2010/wordprocessingInk" xmlns:wne="http://schemas.microsoft.com/office/word/2006/wordml" mc:Ignorable="w14 w15 w16se w16cid w16 w16cex w16sdtdh wne wp14">
+<w:footnotes xmlns:cx="http://schemas.microsoft.com/office/drawing/2014/chartex" xmlns:cx1="http://schemas.microsoft.com/office/drawing/2015/9/8/chartex" xmlns:cx2="http://schemas.microsoft.com/office/drawing/2015/10/21/chartex" xmlns:cx3="http://schemas.microsoft.com/office/drawing/2016/5/9/chartex" xmlns:cx4="http://schemas.microsoft.com/office/drawing/2016/5/10/chartex" xmlns:cx5="http://schemas.microsoft.com/office/drawing/2016/5/11/chartex" xmlns:cx6="http://schemas.microsoft.com/office/drawing/2016/5/12/chartex" xmlns:cx7="http://schemas.microsoft.com/office/drawing/2016/5/13/chartex" xmlns:cx8="http://schemas.microsoft.com/office/drawing/2016/5/14/chartex" xmlns:mc="http://schemas.openxmlformats.org/markup-compatibility/2006" xmlns:m="http://purl.oclc.org/ooxml/officeDocument/math" xmlns:aink="http://schemas.microsoft.com/office/drawing/2016/ink" xmlns:am3d="http://schemas.microsoft.com/office/drawing/2017/model3d" xmlns:oel="http://schemas.microsoft.com/office/2019/extlst" xmlns:r="http://purl.oclc.org/ooxml/officeDocument/relationships" xmlns:wp14="http://schemas.microsoft.com/office/word/2010/wordprocessingDrawing" xmlns:wp="http://purl.oclc.org/ooxml/drawingml/wordprocessingDrawing" xmlns:wpi="http://schemas.microsoft.com/office/word/2010/wordprocessingInk" xmlns:o="urn:schemas-microsoft-com:office:office" xmlns:v="urn:schemas-microsoft-com:vml" xmlns:w10="urn:schemas-microsoft-com:office:word" xmlns:w="http://purl.oclc.org/ooxml/wordprocessingml/main" xmlns:w14="http://schemas.microsoft.com/office/word/2010/wordml" xmlns:w15="http://schemas.microsoft.com/office/word/2012/wordml" xmlns:w16cex="http://schemas.microsoft.com/office/word/2018/wordml/cex" xmlns:w16cid="http://schemas.microsoft.com/office/word/2016/wordml/cid" xmlns:w16="http://schemas.microsoft.com/office/word/2018/wordml" xmlns:w16sdtdh="http://schemas.microsoft.com/office/word/2020/wordml/sdtdatahash" xmlns:w16sdtfl="http://schemas.microsoft.com/office/word/2024/wordml/sdtformatlock" xmlns:w16se="http://schemas.microsoft.com/office/word/2015/wordml/symex" xmlns:w16du="http://schemas.microsoft.com/office/word/2023/wordml/word16du" xmlns:wne="http://schemas.microsoft.com/office/word/2006/wordml" mc:Ignorable="w14 w15 w16se w16cid w16 w16cex w16sdtdh w16sdtfl w16du wne wp14">
   <w:footnote w:type="separator" w:id="-1">
     <w:p>
       <w:r>
@@ -3142,7 +3811,7 @@
 </file>
 
 <file path=word/numbering.xml><?xml version="1.0" encoding="utf-8"?>
-<w:numbering xmlns:cx="http://schemas.microsoft.com/office/drawing/2014/chartex" xmlns:cx1="http://schemas.microsoft.com/office/drawing/2015/9/8/chartex" xmlns:cx2="http://schemas.microsoft.com/office/drawing/2015/10/21/chartex" xmlns:cx3="http://schemas.microsoft.com/office/drawing/2016/5/9/chartex" xmlns:cx4="http://schemas.microsoft.com/office/drawing/2016/5/10/chartex" xmlns:cx5="http://schemas.microsoft.com/office/drawing/2016/5/11/chartex" xmlns:cx6="http://schemas.microsoft.com/office/drawing/2016/5/12/chartex" xmlns:cx7="http://schemas.microsoft.com/office/drawing/2016/5/13/chartex" xmlns:cx8="http://schemas.microsoft.com/office/drawing/2016/5/14/chartex" xmlns:mc="http://schemas.openxmlformats.org/markup-compatibility/2006" xmlns:aink="http://schemas.microsoft.com/office/drawing/2016/ink" xmlns:am3d="http://schemas.microsoft.com/office/drawing/2017/model3d" xmlns:o="urn:schemas-microsoft-com:office:office" xmlns:oel="http://schemas.microsoft.com/office/2019/extlst" xmlns:r="http://purl.oclc.org/ooxml/officeDocument/relationships" xmlns:m="http://purl.oclc.org/ooxml/officeDocument/math" xmlns:v="urn:schemas-microsoft-com:vml" xmlns:wp14="http://schemas.microsoft.com/office/word/2010/wordprocessingDrawing" xmlns:wp="http://purl.oclc.org/ooxml/drawingml/wordprocessingDrawing" xmlns:w10="urn:schemas-microsoft-com:office:word" xmlns:w="http://purl.oclc.org/ooxml/wordprocessingml/main" xmlns:w14="http://schemas.microsoft.com/office/word/2010/wordml" xmlns:w15="http://schemas.microsoft.com/office/word/2012/wordml" xmlns:w16cex="http://schemas.microsoft.com/office/word/2018/wordml/cex" xmlns:w16cid="http://schemas.microsoft.com/office/word/2016/wordml/cid" xmlns:w16="http://schemas.microsoft.com/office/word/2018/wordml" xmlns:w16sdtdh="http://schemas.microsoft.com/office/word/2020/wordml/sdtdatahash" xmlns:w16se="http://schemas.microsoft.com/office/word/2015/wordml/symex" xmlns:wpi="http://schemas.microsoft.com/office/word/2010/wordprocessingInk" xmlns:wne="http://schemas.microsoft.com/office/word/2006/wordml" mc:Ignorable="w14 w15 w16se w16cid w16 w16cex w16sdtdh wne wp14">
+<w:numbering xmlns:cx="http://schemas.microsoft.com/office/drawing/2014/chartex" xmlns:cx1="http://schemas.microsoft.com/office/drawing/2015/9/8/chartex" xmlns:cx2="http://schemas.microsoft.com/office/drawing/2015/10/21/chartex" xmlns:cx3="http://schemas.microsoft.com/office/drawing/2016/5/9/chartex" xmlns:cx4="http://schemas.microsoft.com/office/drawing/2016/5/10/chartex" xmlns:cx5="http://schemas.microsoft.com/office/drawing/2016/5/11/chartex" xmlns:cx6="http://schemas.microsoft.com/office/drawing/2016/5/12/chartex" xmlns:cx7="http://schemas.microsoft.com/office/drawing/2016/5/13/chartex" xmlns:cx8="http://schemas.microsoft.com/office/drawing/2016/5/14/chartex" xmlns:mc="http://schemas.openxmlformats.org/markup-compatibility/2006" xmlns:m="http://purl.oclc.org/ooxml/officeDocument/math" xmlns:aink="http://schemas.microsoft.com/office/drawing/2016/ink" xmlns:am3d="http://schemas.microsoft.com/office/drawing/2017/model3d" xmlns:oel="http://schemas.microsoft.com/office/2019/extlst" xmlns:r="http://purl.oclc.org/ooxml/officeDocument/relationships" xmlns:wp14="http://schemas.microsoft.com/office/word/2010/wordprocessingDrawing" xmlns:wp="http://purl.oclc.org/ooxml/drawingml/wordprocessingDrawing" xmlns:wpi="http://schemas.microsoft.com/office/word/2010/wordprocessingInk" xmlns:o="urn:schemas-microsoft-com:office:office" xmlns:v="urn:schemas-microsoft-com:vml" xmlns:w10="urn:schemas-microsoft-com:office:word" xmlns:w="http://purl.oclc.org/ooxml/wordprocessingml/main" xmlns:w14="http://schemas.microsoft.com/office/word/2010/wordml" xmlns:w15="http://schemas.microsoft.com/office/word/2012/wordml" xmlns:w16cex="http://schemas.microsoft.com/office/word/2018/wordml/cex" xmlns:w16cid="http://schemas.microsoft.com/office/word/2016/wordml/cid" xmlns:w16="http://schemas.microsoft.com/office/word/2018/wordml" xmlns:w16sdtdh="http://schemas.microsoft.com/office/word/2020/wordml/sdtdatahash" xmlns:w16sdtfl="http://schemas.microsoft.com/office/word/2024/wordml/sdtformatlock" xmlns:w16se="http://schemas.microsoft.com/office/word/2015/wordml/symex" xmlns:w16du="http://schemas.microsoft.com/office/word/2023/wordml/word16du" xmlns:wne="http://schemas.microsoft.com/office/word/2006/wordml" mc:Ignorable="w14 w15 w16se w16cid w16 w16cex w16sdtdh w16sdtfl w16du wne wp14">
   <w:abstractNum w:abstractNumId="0" w15:restartNumberingAfterBreak="0">
     <w:nsid w:val="FFFFFF1D"/>
     <w:multiLevelType w:val="multilevel"/>
@@ -4025,7 +4694,7 @@
     <w:lvl w:ilvl="0">
       <w:start w:val="1"/>
       <w:numFmt w:val="upperRoman"/>
-      <w:pStyle w:val="Heading1"/>
+      <w:pStyle w:val="Ttulo1"/>
       <w:lvlText w:val="%1."/>
       <w:lvlJc w:val="center"/>
       <w:pPr>
@@ -4057,7 +4726,7 @@
     <w:lvl w:ilvl="1">
       <w:start w:val="1"/>
       <w:numFmt w:val="upperLetter"/>
-      <w:pStyle w:val="Heading2"/>
+      <w:pStyle w:val="Ttulo2"/>
       <w:lvlText w:val="%2."/>
       <w:lvlJc w:val="start"/>
       <w:pPr>
@@ -4093,7 +4762,7 @@
     <w:lvl w:ilvl="2">
       <w:start w:val="1"/>
       <w:numFmt w:val="decimal"/>
-      <w:pStyle w:val="Heading3"/>
+      <w:pStyle w:val="Ttulo3"/>
       <w:lvlText w:val="%3)"/>
       <w:lvlJc w:val="start"/>
       <w:pPr>
@@ -4129,7 +4798,7 @@
     <w:lvl w:ilvl="3">
       <w:start w:val="1"/>
       <w:numFmt w:val="lowerLetter"/>
-      <w:pStyle w:val="Heading4"/>
+      <w:pStyle w:val="Ttulo4"/>
       <w:lvlText w:val="%4)"/>
       <w:lvlJc w:val="start"/>
       <w:pPr>
@@ -4236,7 +4905,7 @@
       <w:lvlText w:val="%1."/>
       <w:lvlJc w:val="end"/>
       <w:pPr>
-        <w:ind w:start="20.90pt" w:hanging="18pt"/>
+        <w:ind w:start="103.05pt" w:hanging="18pt"/>
       </w:pPr>
       <w:rPr>
         <w:rFonts w:ascii="Times New Roman" w:hAnsi="Times New Roman" w:hint="default"/>
@@ -4269,7 +4938,7 @@
       <w:lvlText w:val="%2."/>
       <w:lvlJc w:val="start"/>
       <w:pPr>
-        <w:ind w:start="72pt" w:hanging="18pt"/>
+        <w:ind w:start="154.15pt" w:hanging="18pt"/>
       </w:pPr>
     </w:lvl>
     <w:lvl w:ilvl="2" w:tplc="0409001B" w:tentative="1">
@@ -4278,7 +4947,7 @@
       <w:lvlText w:val="%3."/>
       <w:lvlJc w:val="end"/>
       <w:pPr>
-        <w:ind w:start="108pt" w:hanging="9pt"/>
+        <w:ind w:start="190.15pt" w:hanging="9pt"/>
       </w:pPr>
     </w:lvl>
     <w:lvl w:ilvl="3" w:tplc="0409000F" w:tentative="1">
@@ -4287,7 +4956,7 @@
       <w:lvlText w:val="%4."/>
       <w:lvlJc w:val="start"/>
       <w:pPr>
-        <w:ind w:start="144pt" w:hanging="18pt"/>
+        <w:ind w:start="226.15pt" w:hanging="18pt"/>
       </w:pPr>
     </w:lvl>
     <w:lvl w:ilvl="4" w:tplc="04090019" w:tentative="1">
@@ -4296,7 +4965,7 @@
       <w:lvlText w:val="%5."/>
       <w:lvlJc w:val="start"/>
       <w:pPr>
-        <w:ind w:start="180pt" w:hanging="18pt"/>
+        <w:ind w:start="262.15pt" w:hanging="18pt"/>
       </w:pPr>
     </w:lvl>
     <w:lvl w:ilvl="5" w:tplc="0409001B" w:tentative="1">
@@ -4305,7 +4974,7 @@
       <w:lvlText w:val="%6."/>
       <w:lvlJc w:val="end"/>
       <w:pPr>
-        <w:ind w:start="216pt" w:hanging="9pt"/>
+        <w:ind w:start="298.15pt" w:hanging="9pt"/>
       </w:pPr>
     </w:lvl>
     <w:lvl w:ilvl="6" w:tplc="0409000F" w:tentative="1">
@@ -4314,7 +4983,7 @@
       <w:lvlText w:val="%7."/>
       <w:lvlJc w:val="start"/>
       <w:pPr>
-        <w:ind w:start="252pt" w:hanging="18pt"/>
+        <w:ind w:start="334.15pt" w:hanging="18pt"/>
       </w:pPr>
     </w:lvl>
     <w:lvl w:ilvl="7" w:tplc="04090019" w:tentative="1">
@@ -4323,7 +4992,7 @@
       <w:lvlText w:val="%8."/>
       <w:lvlJc w:val="start"/>
       <w:pPr>
-        <w:ind w:start="288pt" w:hanging="18pt"/>
+        <w:ind w:start="370.15pt" w:hanging="18pt"/>
       </w:pPr>
     </w:lvl>
     <w:lvl w:ilvl="8" w:tplc="0409001B" w:tentative="1">
@@ -4332,7 +5001,7 @@
       <w:lvlText w:val="%9."/>
       <w:lvlJc w:val="end"/>
       <w:pPr>
-        <w:ind w:start="324pt" w:hanging="9pt"/>
+        <w:ind w:start="406.15pt" w:hanging="9pt"/>
       </w:pPr>
     </w:lvl>
   </w:abstractNum>
@@ -4613,7 +5282,7 @@
 </file>
 
 <file path=word/styles.xml><?xml version="1.0" encoding="utf-8"?>
-<w:styles xmlns:mc="http://schemas.openxmlformats.org/markup-compatibility/2006" xmlns:r="http://purl.oclc.org/ooxml/officeDocument/relationships" xmlns:w="http://purl.oclc.org/ooxml/wordprocessingml/main" xmlns:w14="http://schemas.microsoft.com/office/word/2010/wordml" xmlns:w15="http://schemas.microsoft.com/office/word/2012/wordml" xmlns:w16cex="http://schemas.microsoft.com/office/word/2018/wordml/cex" xmlns:w16cid="http://schemas.microsoft.com/office/word/2016/wordml/cid" xmlns:w16="http://schemas.microsoft.com/office/word/2018/wordml" xmlns:w16sdtdh="http://schemas.microsoft.com/office/word/2020/wordml/sdtdatahash" xmlns:w16se="http://schemas.microsoft.com/office/word/2015/wordml/symex" mc:Ignorable="w14 w15 w16se w16cid w16 w16cex w16sdtdh">
+<w:styles xmlns:mc="http://schemas.openxmlformats.org/markup-compatibility/2006" xmlns:r="http://purl.oclc.org/ooxml/officeDocument/relationships" xmlns:w="http://purl.oclc.org/ooxml/wordprocessingml/main" xmlns:w14="http://schemas.microsoft.com/office/word/2010/wordml" xmlns:w15="http://schemas.microsoft.com/office/word/2012/wordml" xmlns:w16cex="http://schemas.microsoft.com/office/word/2018/wordml/cex" xmlns:w16cid="http://schemas.microsoft.com/office/word/2016/wordml/cid" xmlns:w16="http://schemas.microsoft.com/office/word/2018/wordml" xmlns:w16sdtdh="http://schemas.microsoft.com/office/word/2020/wordml/sdtdatahash" xmlns:w16sdtfl="http://schemas.microsoft.com/office/word/2024/wordml/sdtformatlock" xmlns:w16se="http://schemas.microsoft.com/office/word/2015/wordml/symex" xmlns:w16du="http://schemas.microsoft.com/office/word/2023/wordml/word16du" mc:Ignorable="w14 w15 w16se w16cid w16 w16cex w16sdtdh w16sdtfl w16du">
   <w:docDefaults>
     <w:rPrDefault>
       <w:rPr>
@@ -4682,6 +5351,7 @@
     <w:lsdException w:name="Table Web 1" w:semiHidden="1" w:unhideWhenUsed="1"/>
     <w:lsdException w:name="Table Web 2" w:semiHidden="1" w:unhideWhenUsed="1"/>
     <w:lsdException w:name="Table Web 3" w:semiHidden="1" w:unhideWhenUsed="1"/>
+    <w:lsdException w:name="Table Grid" w:uiPriority="39"/>
     <w:lsdException w:name="Table Theme" w:semiHidden="1" w:unhideWhenUsed="1"/>
     <w:lsdException w:name="Placeholder Text" w:semiHidden="1" w:uiPriority="99"/>
     <w:lsdException w:name="No Spacing" w:uiPriority="1" w:qFormat="1"/>
@@ -4911,7 +5581,7 @@
       <w:jc w:val="center"/>
     </w:pPr>
   </w:style>
-  <w:style w:type="paragraph" w:styleId="Heading1">
+  <w:style w:type="paragraph" w:styleId="Ttulo1">
     <w:name w:val="heading 1"/>
     <w:basedOn w:val="Normal"/>
     <w:next w:val="Normal"/>
@@ -4935,7 +5605,7 @@
       <w:noProof/>
     </w:rPr>
   </w:style>
-  <w:style w:type="paragraph" w:styleId="Heading2">
+  <w:style w:type="paragraph" w:styleId="Ttulo2">
     <w:name w:val="heading 2"/>
     <w:basedOn w:val="Normal"/>
     <w:next w:val="Normal"/>
@@ -4962,7 +5632,7 @@
       <w:noProof/>
     </w:rPr>
   </w:style>
-  <w:style w:type="paragraph" w:styleId="Heading3">
+  <w:style w:type="paragraph" w:styleId="Ttulo3">
     <w:name w:val="heading 3"/>
     <w:basedOn w:val="Normal"/>
     <w:next w:val="Normal"/>
@@ -4984,7 +5654,7 @@
       <w:noProof/>
     </w:rPr>
   </w:style>
-  <w:style w:type="paragraph" w:styleId="Heading4">
+  <w:style w:type="paragraph" w:styleId="Ttulo4">
     <w:name w:val="heading 4"/>
     <w:basedOn w:val="Normal"/>
     <w:next w:val="Normal"/>
@@ -5010,7 +5680,7 @@
       <w:noProof/>
     </w:rPr>
   </w:style>
-  <w:style w:type="paragraph" w:styleId="Heading5">
+  <w:style w:type="paragraph" w:styleId="Ttulo5">
     <w:name w:val="heading 5"/>
     <w:basedOn w:val="Normal"/>
     <w:next w:val="Normal"/>
@@ -5027,13 +5697,13 @@
       <w:noProof/>
     </w:rPr>
   </w:style>
-  <w:style w:type="character" w:default="1" w:styleId="DefaultParagraphFont">
+  <w:style w:type="character" w:default="1" w:styleId="Fuentedeprrafopredeter">
     <w:name w:val="Default Paragraph Font"/>
     <w:uiPriority w:val="1"/>
     <w:semiHidden/>
     <w:unhideWhenUsed/>
   </w:style>
-  <w:style w:type="table" w:default="1" w:styleId="TableNormal">
+  <w:style w:type="table" w:default="1" w:styleId="Tablanormal">
     <w:name w:val="Normal Table"/>
     <w:uiPriority w:val="99"/>
     <w:semiHidden/>
@@ -5048,7 +5718,7 @@
       </w:tblCellMar>
     </w:tblPr>
   </w:style>
-  <w:style w:type="numbering" w:default="1" w:styleId="NoList">
+  <w:style w:type="numbering" w:default="1" w:styleId="Sinlista">
     <w:name w:val="No List"/>
     <w:uiPriority w:val="99"/>
     <w:semiHidden/>
@@ -5087,10 +5757,10 @@
       <w:szCs w:val="22"/>
     </w:rPr>
   </w:style>
-  <w:style w:type="paragraph" w:styleId="BodyText">
+  <w:style w:type="paragraph" w:styleId="Textoindependiente">
     <w:name w:val="Body Text"/>
     <w:basedOn w:val="Normal"/>
-    <w:link w:val="BodyTextChar"/>
+    <w:link w:val="TextoindependienteCar"/>
     <w:rsid w:val="00E7596C"/>
     <w:pPr>
       <w:tabs>
@@ -5105,9 +5775,9 @@
       <w:lang w:val="x-none" w:eastAsia="x-none"/>
     </w:rPr>
   </w:style>
-  <w:style w:type="character" w:customStyle="1" w:styleId="BodyTextChar">
-    <w:name w:val="Body Text Char"/>
-    <w:link w:val="BodyText"/>
+  <w:style w:type="character" w:customStyle="1" w:styleId="TextoindependienteCar">
+    <w:name w:val="Texto independiente Car"/>
+    <w:link w:val="Textoindependiente"/>
     <w:rsid w:val="00E7596C"/>
     <w:rPr>
       <w:spacing w:val="-1"/>
@@ -5116,7 +5786,7 @@
   </w:style>
   <w:style w:type="paragraph" w:customStyle="1" w:styleId="bulletlist">
     <w:name w:val="bullet list"/>
-    <w:basedOn w:val="BodyText"/>
+    <w:basedOn w:val="Textoindependiente"/>
     <w:rsid w:val="001B67DC"/>
     <w:pPr>
       <w:numPr>
@@ -5309,10 +5979,10 @@
       <w:i/>
     </w:rPr>
   </w:style>
-  <w:style w:type="paragraph" w:styleId="Header">
+  <w:style w:type="paragraph" w:styleId="Encabezado">
     <w:name w:val="header"/>
     <w:basedOn w:val="Normal"/>
-    <w:link w:val="HeaderChar"/>
+    <w:link w:val="EncabezadoCar"/>
     <w:rsid w:val="001A3B3D"/>
     <w:pPr>
       <w:tabs>
@@ -5321,16 +5991,16 @@
       </w:tabs>
     </w:pPr>
   </w:style>
-  <w:style w:type="character" w:customStyle="1" w:styleId="HeaderChar">
-    <w:name w:val="Header Char"/>
-    <w:basedOn w:val="DefaultParagraphFont"/>
-    <w:link w:val="Header"/>
+  <w:style w:type="character" w:customStyle="1" w:styleId="EncabezadoCar">
+    <w:name w:val="Encabezado Car"/>
+    <w:basedOn w:val="Fuentedeprrafopredeter"/>
+    <w:link w:val="Encabezado"/>
     <w:rsid w:val="001A3B3D"/>
   </w:style>
-  <w:style w:type="paragraph" w:styleId="Footer">
+  <w:style w:type="paragraph" w:styleId="Piedepgina">
     <w:name w:val="footer"/>
     <w:basedOn w:val="Normal"/>
-    <w:link w:val="FooterChar"/>
+    <w:link w:val="PiedepginaCar"/>
     <w:rsid w:val="001A3B3D"/>
     <w:pPr>
       <w:tabs>
@@ -5339,24 +6009,24 @@
       </w:tabs>
     </w:pPr>
   </w:style>
-  <w:style w:type="character" w:customStyle="1" w:styleId="FooterChar">
-    <w:name w:val="Footer Char"/>
-    <w:basedOn w:val="DefaultParagraphFont"/>
-    <w:link w:val="Footer"/>
+  <w:style w:type="character" w:customStyle="1" w:styleId="PiedepginaCar">
+    <w:name w:val="Pie de página Car"/>
+    <w:basedOn w:val="Fuentedeprrafopredeter"/>
+    <w:link w:val="Piedepgina"/>
     <w:rsid w:val="001A3B3D"/>
   </w:style>
-  <w:style w:type="character" w:styleId="Hyperlink">
+  <w:style w:type="character" w:styleId="Hipervnculo">
     <w:name w:val="Hyperlink"/>
-    <w:basedOn w:val="DefaultParagraphFont"/>
+    <w:basedOn w:val="Fuentedeprrafopredeter"/>
     <w:rsid w:val="00156B74"/>
     <w:rPr>
       <w:color w:val="0563C1" w:themeColor="hyperlink"/>
       <w:u w:val="single"/>
     </w:rPr>
   </w:style>
-  <w:style w:type="character" w:styleId="UnresolvedMention">
+  <w:style w:type="character" w:styleId="Mencinsinresolver">
     <w:name w:val="Unresolved Mention"/>
-    <w:basedOn w:val="DefaultParagraphFont"/>
+    <w:basedOn w:val="Fuentedeprrafopredeter"/>
     <w:uiPriority w:val="99"/>
     <w:semiHidden/>
     <w:unhideWhenUsed/>
@@ -5365,6 +6035,30 @@
       <w:color w:val="605E5C"/>
       <w:shd w:val="clear" w:color="auto" w:fill="E1DFDD"/>
     </w:rPr>
+  </w:style>
+  <w:style w:type="table" w:styleId="Tablaconcuadrcula">
+    <w:name w:val="Table Grid"/>
+    <w:basedOn w:val="Tablanormal"/>
+    <w:uiPriority w:val="39"/>
+    <w:rsid w:val="002B4434"/>
+    <w:rPr>
+      <w:rFonts w:asciiTheme="minorHAnsi" w:eastAsiaTheme="minorHAnsi" w:hAnsiTheme="minorHAnsi" w:cstheme="minorBidi"/>
+      <w:kern w:val="2"/>
+      <w:sz w:val="24"/>
+      <w:szCs w:val="24"/>
+      <w:lang w:val="es-AR"/>
+      <w14:ligatures w14:val="standardContextual"/>
+    </w:rPr>
+    <w:tblPr>
+      <w:tblBorders>
+        <w:top w:val="single" w:sz="4" w:space="0" w:color="auto"/>
+        <w:start w:val="single" w:sz="4" w:space="0" w:color="auto"/>
+        <w:bottom w:val="single" w:sz="4" w:space="0" w:color="auto"/>
+        <w:end w:val="single" w:sz="4" w:space="0" w:color="auto"/>
+        <w:insideH w:val="single" w:sz="4" w:space="0" w:color="auto"/>
+        <w:insideV w:val="single" w:sz="4" w:space="0" w:color="auto"/>
+      </w:tblBorders>
+    </w:tblPr>
   </w:style>
 </w:styles>
 </file>
